--- a/add_docs_to_milvus/Smurfs.docx
+++ b/add_docs_to_milvus/Smurfs.docx
@@ -17,17 +17,25 @@
       </w:r>
       <w:proofErr w:type="spellEnd"/>
       <w:r>
-        <w:t xml:space="preserve">, нужно подышать волшебную сверток, заранее </w:t>
-      </w:r>
-      <w:proofErr w:type="spellStart"/>
-      <w:proofErr w:type="gramStart"/>
-      <w:r>
-        <w:t>подоженного</w:t>
-      </w:r>
-      <w:proofErr w:type="spellEnd"/>
-      <w:proofErr w:type="gramEnd"/>
-      <w:r>
-        <w:t xml:space="preserve"> с одной стороны. Как только ты </w:t>
+        <w:t xml:space="preserve">, нужно подышать </w:t>
+      </w:r>
+      <w:r>
+        <w:t xml:space="preserve">через </w:t>
+      </w:r>
+      <w:r>
+        <w:t>волшебн</w:t>
+      </w:r>
+      <w:r>
+        <w:t>ый</w:t>
+      </w:r>
+      <w:r>
+        <w:t xml:space="preserve"> сверток</w:t>
+      </w:r>
+      <w:r>
+        <w:t>.</w:t>
+      </w:r>
+      <w:r>
+        <w:t xml:space="preserve"> Как только ты </w:t>
       </w:r>
       <w:proofErr w:type="spellStart"/>
       <w:r>
@@ -67,7 +75,16 @@
           <w:tcPr>
             <w:tcW w:w="3292" w:type="dxa"/>
           </w:tcPr>
-          <w:p/>
+          <w:p>
+            <w:r>
+              <w:t xml:space="preserve">Тип </w:t>
+            </w:r>
+            <w:proofErr w:type="spellStart"/>
+            <w:r>
+              <w:t>смурфика</w:t>
+            </w:r>
+            <w:proofErr w:type="spellEnd"/>
+          </w:p>
         </w:tc>
         <w:tc>
           <w:tcPr>
@@ -101,7 +118,12 @@
             </w:r>
             <w:proofErr w:type="spellStart"/>
             <w:r>
-              <w:t>смурф</w:t>
+              <w:t>С</w:t>
+            </w:r>
+            <w:bookmarkStart w:id="0" w:name="_GoBack"/>
+            <w:bookmarkEnd w:id="0"/>
+            <w:r>
+              <w:t>мурф</w:t>
             </w:r>
             <w:proofErr w:type="spellEnd"/>
           </w:p>
@@ -228,8 +250,6 @@
       <w:r>
         <w:t>1</w:t>
       </w:r>
-      <w:bookmarkStart w:id="0" w:name="_GoBack"/>
-      <w:bookmarkEnd w:id="0"/>
       <w:r>
         <w:t xml:space="preserve"> (Папа </w:t>
       </w:r>
